--- a/public/template.docx
+++ b/public/template.docx
@@ -991,24 +991,34 @@
         </w:rPr>
         <w:t>#}</w:t>
       </w:r>
+      <w:r>
+        <w:rPr>
+          <w:rFonts w:ascii="Open Sans" w:hAnsi="Open Sans" w:cs="Open Sans"/>
+          <w:sz w:val="20"/>
+          <w:szCs w:val="20"/>
+        </w:rPr>
+        <w:t xml:space="preserve"> </w:t>
+      </w:r>
     </w:p>
     <w:p>
       <w:pPr>
         <w:spacing w:line="360" w:lineRule="auto"/>
         <w:rPr>
           <w:rFonts w:ascii="Open Sans" w:hAnsi="Open Sans" w:cs="Open Sans"/>
-          <w:sz w:val="20"/>
-          <w:szCs w:val="20"/>
-        </w:rPr>
-      </w:pPr>
-      <w:r>
-        <w:rPr>
-          <w:rFonts w:ascii="Open Sans" w:hAnsi="Open Sans" w:cs="Open Sans"/>
           <w:b/>
           <w:bCs/>
           <w:sz w:val="20"/>
           <w:szCs w:val="20"/>
         </w:rPr>
+      </w:pPr>
+      <w:r>
+        <w:rPr>
+          <w:rFonts w:ascii="Open Sans" w:hAnsi="Open Sans" w:cs="Open Sans"/>
+          <w:b/>
+          <w:bCs/>
+          <w:sz w:val="20"/>
+          <w:szCs w:val="20"/>
+        </w:rPr>
         <w:t>Observações adicionais (se necessário):</w:t>
       </w:r>
     </w:p>
@@ -1093,7 +1103,7 @@
           <w:szCs w:val="20"/>
           <w:u w:val="single"/>
         </w:rPr>
-        <w:t>Diogo Piteira Castelos</w:t>
+        <w:t>{#</w:t>
       </w:r>
       <w:r>
         <w:rPr>
@@ -1102,8 +1112,9 @@
           <w:bCs/>
           <w:sz w:val="20"/>
           <w:szCs w:val="20"/>
-        </w:rPr>
-        <w:t xml:space="preserve">      ______________________________________</w:t>
+          <w:u w:val="single"/>
+        </w:rPr>
+        <w:t>organizer_name</w:t>
       </w:r>
       <w:r>
         <w:rPr>
@@ -1112,6 +1123,27 @@
           <w:bCs/>
           <w:sz w:val="20"/>
           <w:szCs w:val="20"/>
+          <w:u w:val="single"/>
+        </w:rPr>
+        <w:t>#}</w:t>
+      </w:r>
+      <w:r>
+        <w:rPr>
+          <w:rFonts w:ascii="Open Sans" w:hAnsi="Open Sans" w:cs="Open Sans"/>
+          <w:b/>
+          <w:bCs/>
+          <w:sz w:val="20"/>
+          <w:szCs w:val="20"/>
+        </w:rPr>
+        <w:t xml:space="preserve">      ______________________________________</w:t>
+      </w:r>
+      <w:r>
+        <w:rPr>
+          <w:rFonts w:ascii="Open Sans" w:hAnsi="Open Sans" w:cs="Open Sans"/>
+          <w:b/>
+          <w:bCs/>
+          <w:sz w:val="20"/>
+          <w:szCs w:val="20"/>
         </w:rPr>
         <w:t>__</w:t>
       </w:r>
@@ -1179,7 +1211,27 @@
           <w:sz w:val="20"/>
           <w:szCs w:val="20"/>
         </w:rPr>
-        <w:t>Vice-Presidente para Assuntos Internos</w:t>
+        <w:t>{#</w:t>
+      </w:r>
+      <w:r>
+        <w:rPr>
+          <w:rFonts w:ascii="Open Sans" w:hAnsi="Open Sans" w:cs="Open Sans"/>
+          <w:b/>
+          <w:bCs/>
+          <w:sz w:val="20"/>
+          <w:szCs w:val="20"/>
+        </w:rPr>
+        <w:t>organizer_position</w:t>
+      </w:r>
+      <w:r>
+        <w:rPr>
+          <w:rFonts w:ascii="Open Sans" w:hAnsi="Open Sans" w:cs="Open Sans"/>
+          <w:b/>
+          <w:bCs/>
+          <w:sz w:val="20"/>
+          <w:szCs w:val="20"/>
+        </w:rPr>
+        <w:t>#}</w:t>
       </w:r>
     </w:p>
     <w:p>
